--- a/Глава 6_ИП Феоктистов.docx
+++ b/Глава 6_ИП Феоктистов.docx
@@ -1,13 +1,13 @@
 
 <file path=word/document.xml><?xml version="1.0" encoding="utf-8"?>
-<w:document xmlns:wpc="http://schemas.microsoft.com/office/word/2010/wordprocessingCanvas" xmlns:cx="http://schemas.microsoft.com/office/drawing/2014/chartex" xmlns:cx1="http://schemas.microsoft.com/office/drawing/2015/9/8/chartex" xmlns:cx2="http://schemas.microsoft.com/office/drawing/2015/10/21/chartex" xmlns:cx3="http://schemas.microsoft.com/office/drawing/2016/5/9/chartex" xmlns:cx4="http://schemas.microsoft.com/office/drawing/2016/5/10/chartex" xmlns:cx5="http://schemas.microsoft.com/office/drawing/2016/5/11/chartex" xmlns:cx6="http://schemas.microsoft.com/office/drawing/2016/5/12/chartex" xmlns:cx7="http://schemas.microsoft.com/office/drawing/2016/5/13/chartex" xmlns:cx8="http://schemas.microsoft.com/office/drawing/2016/5/14/chartex" xmlns:mc="http://schemas.openxmlformats.org/markup-compatibility/2006" xmlns:aink="http://schemas.microsoft.com/office/drawing/2016/ink" xmlns:am3d="http://schemas.microsoft.com/office/drawing/2017/model3d" xmlns:o="urn:schemas-microsoft-com:office:office" xmlns:r="http://schemas.openxmlformats.org/officeDocument/2006/relationships" xmlns:m="http://schemas.openxmlformats.org/officeDocument/2006/math" xmlns:v="urn:schemas-microsoft-com:vml" xmlns:wp14="http://schemas.microsoft.com/office/word/2010/wordprocessingDrawing" xmlns:wp="http://schemas.openxmlformats.org/drawingml/2006/wordprocessingDrawing" xmlns:w10="urn:schemas-microsoft-com:office:word" xmlns:w="http://schemas.openxmlformats.org/wordprocessingml/2006/main" xmlns:w14="http://schemas.microsoft.com/office/word/2010/wordml" xmlns:w15="http://schemas.microsoft.com/office/word/2012/wordml" xmlns:w16cex="http://schemas.microsoft.com/office/word/2018/wordml/cex" xmlns:w16cid="http://schemas.microsoft.com/office/word/2016/wordml/cid" xmlns:w16="http://schemas.microsoft.com/office/word/2018/wordml" xmlns:w16sdtdh="http://schemas.microsoft.com/office/word/2020/wordml/sdtdatahash" xmlns:w16se="http://schemas.microsoft.com/office/word/2015/wordml/symex" xmlns:wpg="http://schemas.microsoft.com/office/word/2010/wordprocessingGroup" xmlns:wpi="http://schemas.microsoft.com/office/word/2010/wordprocessingInk" xmlns:wne="http://schemas.microsoft.com/office/word/2006/wordml" xmlns:wps="http://schemas.microsoft.com/office/word/2010/wordprocessingShape" mc:Ignorable="w14 w15 w16se w16cid w16 w16cex w16sdtdh wp14">
+<w:document xmlns:wpc="http://schemas.microsoft.com/office/word/2010/wordprocessingCanvas" xmlns:cx="http://schemas.microsoft.com/office/drawing/2014/chartex" xmlns:cx1="http://schemas.microsoft.com/office/drawing/2015/9/8/chartex" xmlns:cx2="http://schemas.microsoft.com/office/drawing/2015/10/21/chartex" xmlns:cx3="http://schemas.microsoft.com/office/drawing/2016/5/9/chartex" xmlns:cx4="http://schemas.microsoft.com/office/drawing/2016/5/10/chartex" xmlns:cx5="http://schemas.microsoft.com/office/drawing/2016/5/11/chartex" xmlns:cx6="http://schemas.microsoft.com/office/drawing/2016/5/12/chartex" xmlns:cx7="http://schemas.microsoft.com/office/drawing/2016/5/13/chartex" xmlns:cx8="http://schemas.microsoft.com/office/drawing/2016/5/14/chartex" xmlns:mc="http://schemas.openxmlformats.org/markup-compatibility/2006" xmlns:aink="http://schemas.microsoft.com/office/drawing/2016/ink" xmlns:am3d="http://schemas.microsoft.com/office/drawing/2017/model3d" xmlns:o="urn:schemas-microsoft-com:office:office" xmlns:oel="http://schemas.microsoft.com/office/2019/extlst" xmlns:r="http://schemas.openxmlformats.org/officeDocument/2006/relationships" xmlns:m="http://schemas.openxmlformats.org/officeDocument/2006/math" xmlns:v="urn:schemas-microsoft-com:vml" xmlns:wp14="http://schemas.microsoft.com/office/word/2010/wordprocessingDrawing" xmlns:wp="http://schemas.openxmlformats.org/drawingml/2006/wordprocessingDrawing" xmlns:w10="urn:schemas-microsoft-com:office:word" xmlns:w="http://schemas.openxmlformats.org/wordprocessingml/2006/main" xmlns:w14="http://schemas.microsoft.com/office/word/2010/wordml" xmlns:w15="http://schemas.microsoft.com/office/word/2012/wordml" xmlns:w16cex="http://schemas.microsoft.com/office/word/2018/wordml/cex" xmlns:w16cid="http://schemas.microsoft.com/office/word/2016/wordml/cid" xmlns:w16="http://schemas.microsoft.com/office/word/2018/wordml" xmlns:w16du="http://schemas.microsoft.com/office/word/2023/wordml/word16du" xmlns:w16sdtdh="http://schemas.microsoft.com/office/word/2020/wordml/sdtdatahash" xmlns:w16sdtfl="http://schemas.microsoft.com/office/word/2024/wordml/sdtformatlock" xmlns:w16se="http://schemas.microsoft.com/office/word/2015/wordml/symex" xmlns:wpg="http://schemas.microsoft.com/office/word/2010/wordprocessingGroup" xmlns:wpi="http://schemas.microsoft.com/office/word/2010/wordprocessingInk" xmlns:wne="http://schemas.microsoft.com/office/word/2006/wordml" xmlns:wps="http://schemas.microsoft.com/office/word/2010/wordprocessingShape" mc:Ignorable="w14 w15 w16se w16cid w16 w16cex w16sdtdh w16sdtfl w16du wp14">
   <w:body>
     <w:p>
       <w:pPr>
         <w:pStyle w:val="1"/>
       </w:pPr>
       <w:r>
-        <w:t>Глава 6. Охрана труда и безопасность жизнедеятельности</w:t>
+        <w:t>ТЕХНИКА БЕЗОПАСНОСТИ</w:t>
       </w:r>
     </w:p>
     <w:p>
@@ -15,12 +15,23 @@
         <w:pStyle w:val="2"/>
       </w:pPr>
       <w:r>
-        <w:t>6.1 Анализ вредных и опасных факторов при работе с программным обеспечением</w:t>
-      </w:r>
-    </w:p>
-    <w:p>
-      <w:r>
-        <w:t>В процессе эксплуатации разработанного веб-приложения «TopLibrary» пользователи системы (читатели, редакторы-библиотекари, администраторы и супер-администраторы) взаимодействуют с программным обеспечением через веб-браузер. Основные рабочие операции сотрудников библиотеки: управление каталогом, экземплярами, бронированиями, выдачами, возвратами, отзывами и настройками — выполняются за персональными компьютерами. Длительная работа за компьютером сопровождается воздействием ряда вредных и опасных факторов, которые могут привести к ухудшению здоровья, снижению работоспособности и профессиональным заболеваниям.</w:t>
+        <w:t>3</w:t>
+      </w:r>
+      <w:r>
+        <w:t>.1 Анализ вредных и опасных факторов при работе с программным обеспечением</w:t>
+      </w:r>
+    </w:p>
+    <w:p>
+      <w:r>
+        <w:t>В процессе эксплуатации разработанного веб-приложения «</w:t>
+      </w:r>
+      <w:proofErr w:type="spellStart"/>
+      <w:r>
+        <w:t>TopLibrary</w:t>
+      </w:r>
+      <w:proofErr w:type="spellEnd"/>
+      <w:r>
+        <w:t>» пользователи системы (читатели, редакторы-библиотекари, администраторы и супер-администраторы) взаимодействуют с программным обеспечением через веб-браузер. Основные рабочие операции сотрудников библиотеки: управление каталогом, экземплярами, бронированиями, выдачами, возвратами, отзывами и настройками — выполняются за персональными компьютерами. Длительная работа за компьютером сопровождается воздействием ряда вредных и опасных факторов, которые могут привести к ухудшению здоровья, снижению работоспособности и профессиональным заболеваниям.</w:t>
       </w:r>
     </w:p>
     <w:p>
@@ -30,7 +41,11 @@
     </w:p>
     <w:p>
       <w:r>
-        <w:t>Вторым по значимости вредным фактором является неудобная рабочая поза. При работе за компьютером пользователь вынужден длительное время находиться в статической позе «сидя». Неправильная организация рабочего места (неподходящая высота стола и стула, отсутствие подлокотников, неудобное расположение клавиатуры и мыши) приводит к статическим нагрузкам на мышцы шеи, плечевого пояса, спины и поясницы. Длительное напряжение мышц вызывает их утомление, боли в шейном и поясничном отделах позвоночника. Со временем это может привести к развитию остеохондроза, сколиоза, грудного радикулита, а также к туннельным синдромам (компрессия нервов в запястном канале из-за длительной работы с мышью).</w:t>
+        <w:t xml:space="preserve">Вторым по значимости вредным фактором является неудобная рабочая поза. При работе за компьютером пользователь вынужден длительное время </w:t>
+      </w:r>
+      <w:r>
+        <w:lastRenderedPageBreak/>
+        <w:t>находиться в статической позе «сидя». Неправильная организация рабочего места (неподходящая высота стола и стула, отсутствие подлокотников, неудобное расположение клавиатуры и мыши) приводит к статическим нагрузкам на мышцы шеи, плечевого пояса, спины и поясницы. Длительное напряжение мышц вызывает их утомление, боли в шейном и поясничном отделах позвоночника. Со временем это может привести к развитию остеохондроза, сколиоза, грудного радикулита, а также к туннельным синдромам (компрессия нервов в запястном канале из-за длительной работы с мышью).</w:t>
       </w:r>
     </w:p>
     <w:p>
@@ -40,12 +55,24 @@
     </w:p>
     <w:p>
       <w:r>
-        <w:t>Четвёртым вредным фактором является повышенный уровень шума. Источниками шума в помещении, где используется система, являются работающие системные блоки (вентиляторы охлаждения, жёсткие диски), принтеры, сканеры, системы кондиционирования, а также разговоры сотрудников. Хотя уровень шума от современных компьютеров, как правило, не превышает установленных норм (40-50 дБА), монотонный фоновый шум может вызывать повышенную утомляемость и снижение концентрации внимания.</w:t>
-      </w:r>
-    </w:p>
-    <w:p>
-      <w:r>
-        <w:t>Пятым вредным фактором является недостаточная или избыточная подвижность. Работа за компьютером относится к категории малоподвижной деятельности (гиподинамия). Отсутствие достаточной физической активности в течение рабочего дня приводит к ослаблению мышечного корсета, нарушению обмена веществ, увеличению массы тела, снижению общей выносливости и повышенному риску сердечно-сосудистых заболеваний.</w:t>
+        <w:t xml:space="preserve">Четвёртым вредным фактором является повышенный уровень шума. Источниками шума в помещении, где используется система, являются работающие системные блоки (вентиляторы охлаждения, жёсткие диски), принтеры, сканеры, системы кондиционирования, а также разговоры сотрудников. Хотя уровень шума от современных компьютеров, как правило, не превышает установленных норм (40-50 </w:t>
+      </w:r>
+      <w:proofErr w:type="spellStart"/>
+      <w:r>
+        <w:t>дБА</w:t>
+      </w:r>
+      <w:proofErr w:type="spellEnd"/>
+      <w:r>
+        <w:t>), монотонный фоновый шум может вызывать повышенную утомляемость и снижение концентрации внимания.</w:t>
+      </w:r>
+    </w:p>
+    <w:p>
+      <w:r>
+        <w:t xml:space="preserve">Пятым вредным фактором является недостаточная или избыточная подвижность. Работа за компьютером относится к категории малоподвижной деятельности (гиподинамия). Отсутствие достаточной физической активности в течение рабочего дня приводит к ослаблению мышечного корсета, </w:t>
+      </w:r>
+      <w:r>
+        <w:lastRenderedPageBreak/>
+        <w:t>нарушению обмена веществ, увеличению массы тела, снижению общей выносливости и повышенному риску сердечно-сосудистых заболеваний.</w:t>
       </w:r>
     </w:p>
     <w:p>
@@ -58,22 +85,45 @@
         <w:pStyle w:val="2"/>
       </w:pPr>
       <w:r>
-        <w:t>6.2 Требования к организации рабочего места</w:t>
-      </w:r>
-    </w:p>
-    <w:p>
-      <w:r>
-        <w:t>Для минимизации воздействия вредных факторов и обеспечения безопасных условий труда при работе с веб-приложением «TopLibrary» необходимо организовать рабочие места пользователей в соответствии с санитарными правилами и нормами СанПиН 1.2.3685-21 «Гигиенические нормативы и требования к обеспечению безопасности и (или) безвредности для человека факторов среды обитания» и СанПиН 2.2.2/2.4.1340-03 «Гигиенические требования к персональным электронно-вычислительным машинам и организации работы».</w:t>
-      </w:r>
-    </w:p>
-    <w:p>
-      <w:r>
-        <w:t>Рабочее место должно быть оборудовано столом, высота которого регулируется в пределах от 680 до 800 миллиметров. При отсутствии регулируемого стола высота стола должна составлять 725 миллиметров. Рабочий стул должен быть подъёмно-поворотным с регулируемыми высотой и углами наклона сиденья и спинки. Стул должен иметь подлокотники и подголовник для обеспечения физиологически правильной позы. Поверхность сиденья и спинки должна быть полумягкой, с нескользящим, неэлектризующимся и воздухопроницаемым покрытием.</w:t>
-      </w:r>
-    </w:p>
-    <w:p>
-      <w:r>
-        <w:t>Монитор должен располагаться на расстоянии 50-70 сантиметров от глаз пользователя (рекомендуемое расстояние — вытянутая рука). Верхний край монитора должен находиться на уровне глаз пользователя или чуть ниже (на 15-20 градусов ниже линии взгляда), чтобы шея находилась в нейтральном положении. Монитор не должен располагаться напротив окна или других источников яркого света — блики на экране вызывают дополнительное зрительное утомление. Оптимальный угол наклона монитора составляет 15-20 градусов назад.</w:t>
+        <w:t>3</w:t>
+      </w:r>
+      <w:r>
+        <w:t>.2 Требования к организации рабочего места</w:t>
+      </w:r>
+    </w:p>
+    <w:p>
+      <w:r>
+        <w:t>Для минимизации воздействия вредных факторов и обеспечения безопасных условий труда при работе с веб-приложением «</w:t>
+      </w:r>
+      <w:proofErr w:type="spellStart"/>
+      <w:r>
+        <w:t>TopLibrary</w:t>
+      </w:r>
+      <w:proofErr w:type="spellEnd"/>
+      <w:r>
+        <w:t>» необходимо организовать рабочие места пользователей в соответствии с санитарными правилами и нормами СанПиН 1.2.3685-21 «Гигиенические нормативы и требования к обеспечению безопасности и (или) безвредности для человека факторов среды обитания» и СанПиН 2.2.2/2.4.1340-03 «Гигиенические требования к персональным электронно-вычислительным машинам и организации работы».</w:t>
+      </w:r>
+    </w:p>
+    <w:p>
+      <w:r>
+        <w:t xml:space="preserve">Рабочее место должно быть оборудовано столом, высота которого регулируется в пределах от 680 до 800 миллиметров. При отсутствии регулируемого стола высота стола должна составлять 725 миллиметров. Рабочий стул должен быть подъёмно-поворотным с регулируемыми высотой и углами наклона сиденья и спинки. Стул должен иметь подлокотники и подголовник для обеспечения физиологически правильной позы. Поверхность сиденья и спинки должна быть полумягкой, с нескользящим, </w:t>
+      </w:r>
+      <w:proofErr w:type="spellStart"/>
+      <w:r>
+        <w:t>неэлектризующимся</w:t>
+      </w:r>
+      <w:proofErr w:type="spellEnd"/>
+      <w:r>
+        <w:t xml:space="preserve"> и воздухопроницаемым покрытием.</w:t>
+      </w:r>
+    </w:p>
+    <w:p>
+      <w:r>
+        <w:t xml:space="preserve">Монитор должен располагаться на расстоянии 50-70 сантиметров от глаз пользователя (рекомендуемое расстояние — вытянутая рука). Верхний край монитора должен находиться на уровне глаз пользователя или чуть ниже (на </w:t>
+      </w:r>
+      <w:r>
+        <w:lastRenderedPageBreak/>
+        <w:t>15-20 градусов ниже линии взгляда), чтобы шея находилась в нейтральном положении. Монитор не должен располагаться напротив окна или других источников яркого света — блики на экране вызывают дополнительное зрительное утомление. Оптимальный угол наклона монитора составляет 15-20 градусов назад.</w:t>
       </w:r>
     </w:p>
     <w:p>
@@ -93,7 +143,11 @@
     </w:p>
     <w:p>
       <w:r>
-        <w:t>В помещении, где находятся компьютеры, должна поддерживаться оптимальная температура воздуха: в холодный период года — 22-24 градуса Цельсия, в тёплый период года — 23-25 градусов Цельсия. Относительная влажность воздуха должна составлять 40-60 процентов. Для поддержания этих параметров должны использоваться системы отопления, вентиляции и кондиционирования. Рекомендуется проводить влажную уборку помещения не реже одного раза в день и проветривать помещение каждые 2 часа работы по 5-10 минут.</w:t>
+        <w:t xml:space="preserve">В помещении, где находятся компьютеры, должна поддерживаться оптимальная температура воздуха: в холодный период года — 22-24 градуса Цельсия, в тёплый период года — 23-25 градусов Цельсия. Относительная влажность воздуха должна составлять 40-60 процентов. Для поддержания этих </w:t>
+      </w:r>
+      <w:r>
+        <w:lastRenderedPageBreak/>
+        <w:t>параметров должны использоваться системы отопления, вентиляции и кондиционирования. Рекомендуется проводить влажную уборку помещения не реже одного раза в день и проветривать помещение каждые 2 часа работы по 5-10 минут.</w:t>
       </w:r>
     </w:p>
     <w:p>
@@ -101,12 +155,23 @@
         <w:pStyle w:val="2"/>
       </w:pPr>
       <w:r>
-        <w:t>6.3 Режим труда и отдыха при работе с программным обеспечением</w:t>
-      </w:r>
-    </w:p>
-    <w:p>
-      <w:r>
-        <w:t>Для профилактики зрительного утомления, статических перегрузок и общего переутомления при работе с веб-приложением «TopLibrary» необходимо соблюдать рациональный режим труда и отдыха, установленный Трудовым кодексом Российской Федерации и СанПиН 1.2.3685-21.</w:t>
+        <w:t>3</w:t>
+      </w:r>
+      <w:r>
+        <w:t>.3 Режим труда и отдыха при работе с программным обеспечением</w:t>
+      </w:r>
+    </w:p>
+    <w:p>
+      <w:r>
+        <w:t>Для профилактики зрительного утомления, статических перегрузок и общего переутомления при работе с веб-приложением «</w:t>
+      </w:r>
+      <w:proofErr w:type="spellStart"/>
+      <w:r>
+        <w:t>TopLibrary</w:t>
+      </w:r>
+      <w:proofErr w:type="spellEnd"/>
+      <w:r>
+        <w:t>» необходимо соблюдать рациональный режим труда и отдыха, установленный Трудовым кодексом Российской Федерации и СанПиН 1.2.3685-21.</w:t>
       </w:r>
     </w:p>
     <w:p>
@@ -121,7 +186,11 @@
     </w:p>
     <w:p>
       <w:r>
-        <w:t>Упражнения для шеи и спины (выполнять сидя или стоя): медленные наклоны головы вперёд-назад и влево-вправо по 5-10 раз в каждую сторону; повороты головы влево и вправо до ощущения лёгкого растяжения мышц; круговые вращения плечами вперёд и назад по 10 раз; подъём плеч вверх к ушам на 5-7 секунд и расслабление; наклон корпуса вперёд, пытаясь достать руками до пола (при отсутствии противопоказаний) с фиксацией позы на 10-15 секунд. Упражнения для рук и запястий: сжимание и разжимание кистевого эспандера или просто сжимание кулаков в течение 10 секунд; круговые движения кистями в запястьях в одну и другую сторону; сцепить пальцы в замок и вывернуть ладони наружу, вытянув руки вперёд, задержаться на 10-15 секунд.</w:t>
+        <w:t xml:space="preserve">Упражнения для шеи и спины (выполнять сидя или стоя): медленные наклоны головы вперёд-назад и влево-вправо по 5-10 раз в каждую сторону; повороты головы влево и вправо до ощущения лёгкого растяжения мышц; круговые вращения плечами вперёд и назад по 10 раз; подъём плеч вверх к ушам на 5-7 секунд и расслабление; наклон корпуса вперёд, пытаясь достать </w:t>
+      </w:r>
+      <w:r>
+        <w:lastRenderedPageBreak/>
+        <w:t>руками до пола (при отсутствии противопоказаний) с фиксацией позы на 10-15 секунд. Упражнения для рук и запястий: сжимание и разжимание кистевого эспандера или просто сжимание кулаков в течение 10 секунд; круговые движения кистями в запястьях в одну и другую сторону; сцепить пальцы в замок и вывернуть ладони наружу, вытянув руки вперёд, задержаться на 10-15 секунд.</w:t>
       </w:r>
     </w:p>
     <w:p>
@@ -136,7 +205,15 @@
     </w:p>
     <w:p>
       <w:r>
-        <w:t>Система «TopLibrary» содержит уведомления о бронированиях, сроках возврата, просрочках, статусах отзывов и обработке запросов пользователей, однако такие сообщения не заменяют регламентированные перерывы при работе за компьютером. При эксплуатации системы рекомендуется отдельно планировать кратковременные перерывы каждые 45-60 минут, выполнять упражнения для глаз и разминку, а также избегать непрерывной работы с административными таблицами и формами без смены позы.</w:t>
+        <w:t>Система «</w:t>
+      </w:r>
+      <w:proofErr w:type="spellStart"/>
+      <w:r>
+        <w:t>TopLibrary</w:t>
+      </w:r>
+      <w:proofErr w:type="spellEnd"/>
+      <w:r>
+        <w:t>» содержит уведомления о бронированиях, сроках возврата, просрочках, статусах отзывов и обработке запросов пользователей, однако такие сообщения не заменяют регламентированные перерывы при работе за компьютером. При эксплуатации системы рекомендуется отдельно планировать кратковременные перерывы каждые 45-60 минут, выполнять упражнения для глаз и разминку, а также избегать непрерывной работы с административными таблицами и формами без смены позы.</w:t>
       </w:r>
     </w:p>
     <w:p>
@@ -144,17 +221,48 @@
         <w:pStyle w:val="2"/>
       </w:pPr>
       <w:r>
-        <w:t>6.4 Электробезопасность и пожарная безопасность</w:t>
-      </w:r>
-    </w:p>
-    <w:p>
-      <w:r>
-        <w:t>Помещения, в которых эксплуатируется веб-приложение «TopLibrary», относятся к категории помещений без повышенной электроопасности (сухие, с нормальной температурой, без токопроводящих полов). Тем не менее, при работе с компьютерным и сетевым оборудованием необходимо соблюдать правила электробезопасности для предотвращения поражения электрическим током.</w:t>
-      </w:r>
-    </w:p>
-    <w:p>
-      <w:r>
-        <w:t>Все компьютеры и периферийные устройства должны быть заземлены. Заземление осуществляется через трёхконтактные розетки с заземляющим контактом. Использование переходников для подключения к двухконтактным розеткам без заземления запрещено. Электропроводка должна соответствовать нагрузке и быть исправной — не допускается использование повреждённых розеток, удлинителей с повреждённой изоляцией, скруток проводов.</w:t>
+        <w:t>3</w:t>
+      </w:r>
+      <w:r>
+        <w:t>.4 Электробезопасность и пожарная безопасность</w:t>
+      </w:r>
+    </w:p>
+    <w:p>
+      <w:r>
+        <w:t>Помещения, в которых эксплуатируется веб-приложение «</w:t>
+      </w:r>
+      <w:proofErr w:type="spellStart"/>
+      <w:r>
+        <w:t>TopLibrary</w:t>
+      </w:r>
+      <w:proofErr w:type="spellEnd"/>
+      <w:r>
+        <w:t xml:space="preserve">», относятся к категории помещений без повышенной </w:t>
+      </w:r>
+      <w:proofErr w:type="spellStart"/>
+      <w:r>
+        <w:t>электроопасности</w:t>
+      </w:r>
+      <w:proofErr w:type="spellEnd"/>
+      <w:r>
+        <w:t xml:space="preserve"> (сухие, </w:t>
+      </w:r>
+      <w:r>
+        <w:lastRenderedPageBreak/>
+        <w:t>с нормальной температурой, без токопроводящих полов). Тем не менее, при работе с компьютерным и сетевым оборудованием необходимо соблюдать правила электробезопасности для предотвращения поражения электрическим током.</w:t>
+      </w:r>
+    </w:p>
+    <w:p>
+      <w:r>
+        <w:t xml:space="preserve">Все компьютеры и периферийные устройства должны быть заземлены. Заземление осуществляется через </w:t>
+      </w:r>
+      <w:proofErr w:type="spellStart"/>
+      <w:r>
+        <w:t>трёхконтактные</w:t>
+      </w:r>
+      <w:proofErr w:type="spellEnd"/>
+      <w:r>
+        <w:t xml:space="preserve"> розетки с заземляющим контактом. Использование переходников для подключения к двухконтактным розеткам без заземления запрещено. Электропроводка должна соответствовать нагрузке и быть исправной — не допускается использование повреждённых розеток, удлинителей с повреждённой изоляцией, скруток проводов.</w:t>
       </w:r>
     </w:p>
     <w:p>
@@ -169,7 +277,11 @@
     </w:p>
     <w:p>
       <w:r>
-        <w:t>Для обеспечения пожарной безопасности в помещении, где установлены компьютеры, необходимо соблюдать следующие требования. Помещение должно быть оснащено не менее чем одним углекислотным или порошковым огнетушителем (типа ОУ-2 или ОП-2) на каждые 50 квадратных метров площади. Огнетушитель должен размещаться в легкодоступном месте и иметь действующий срок годности. Запрещается использовать водные или пенные огнетушители для тушения электрооборудования, находящегося под напряжением — это может привести к поражению электрическим током.</w:t>
+        <w:t xml:space="preserve">Для обеспечения пожарной безопасности в помещении, где установлены компьютеры, необходимо соблюдать следующие требования. Помещение должно быть оснащено не менее чем одним углекислотным или порошковым огнетушителем (типа ОУ-2 или ОП-2) на каждые 50 квадратных метров </w:t>
+      </w:r>
+      <w:r>
+        <w:lastRenderedPageBreak/>
+        <w:t>площади. Огнетушитель должен размещаться в легкодоступном месте и иметь действующий срок годности. Запрещается использовать водные или пенные огнетушители для тушения электрооборудования, находящегося под напряжением — это может привести к поражению электрическим током.</w:t>
       </w:r>
     </w:p>
     <w:p>
@@ -184,7 +296,15 @@
     </w:p>
     <w:p>
       <w:r>
-        <w:t>Персонал, работающий с веб-приложением «TopLibrary» и компьютерным оборудованием, должен проходить инструктаж по электробезопасности и пожарной безопасности не реже одного раза в шесть месяцев, с регистрацией в соответствующем журнале. Лица, не прошедшие инструктаж, к работе не допускаются.</w:t>
+        <w:t>Персонал, работающий с веб-приложением «</w:t>
+      </w:r>
+      <w:proofErr w:type="spellStart"/>
+      <w:r>
+        <w:t>TopLibrary</w:t>
+      </w:r>
+      <w:proofErr w:type="spellEnd"/>
+      <w:r>
+        <w:t>» и компьютерным оборудованием, должен проходить инструктаж по электробезопасности и пожарной безопасности не реже одного раза в шесть месяцев, с регистрацией в соответствующем журнале. Лица, не прошедшие инструктаж, к работе не допускаются.</w:t>
       </w:r>
     </w:p>
     <w:p>
@@ -192,17 +312,40 @@
         <w:pStyle w:val="2"/>
       </w:pPr>
       <w:r>
-        <w:t>6.5 Экологическая безопасность и утилизация оборудования</w:t>
-      </w:r>
-    </w:p>
-    <w:p>
-      <w:r>
-        <w:t>При эксплуатации веб-приложения «TopLibrary» необходимо учитывать вопросы экологической безопасности, связанные с использованием, обслуживанием и утилизацией компьютерного оборудования, сетевой инфраструктуры и расходных материалов.</w:t>
-      </w:r>
-    </w:p>
-    <w:p>
-      <w:r>
-        <w:t>Компьютерное оборудование (системные блоки, мониторы, клавиатуры, мыши) относится к электронному лому и не может быть выброшено в обычные мусорные контейнеры. Это связано с тем, что в составе электронных компонентов содержатся опасные вещества: свинец в припоях, кадмий в аккумуляторах, ртуть в лампах подсветки старых ЖК-мониторов, бериллий в контактах, бромированные антипирены в пластиковых корпусах. Попадание этих веществ в почву и грунтовые воды при захоронении на полигонах наносит значительный экологический вред.</w:t>
+        <w:t>3</w:t>
+      </w:r>
+      <w:r>
+        <w:t>.5 Экологическая безопасность и утилизация оборудования</w:t>
+      </w:r>
+    </w:p>
+    <w:p>
+      <w:r>
+        <w:t>При эксплуатации веб-приложения «</w:t>
+      </w:r>
+      <w:proofErr w:type="spellStart"/>
+      <w:r>
+        <w:t>TopLibrary</w:t>
+      </w:r>
+      <w:proofErr w:type="spellEnd"/>
+      <w:r>
+        <w:t>» необходимо учитывать вопросы экологической безопасности, связанные с использованием, обслуживанием и утилизацией компьютерного оборудования, сетевой инфраструктуры и расходных материалов.</w:t>
+      </w:r>
+    </w:p>
+    <w:p>
+      <w:r>
+        <w:t xml:space="preserve">Компьютерное оборудование (системные блоки, мониторы, клавиатуры, мыши) относится к электронному лому и не может быть выброшено в </w:t>
+      </w:r>
+      <w:r>
+        <w:lastRenderedPageBreak/>
+        <w:t xml:space="preserve">обычные мусорные контейнеры. Это связано с тем, что в составе электронных компонентов содержатся опасные вещества: свинец в припоях, кадмий в аккумуляторах, ртуть в лампах подсветки старых ЖК-мониторов, бериллий в контактах, </w:t>
+      </w:r>
+      <w:proofErr w:type="spellStart"/>
+      <w:r>
+        <w:t>бромированные</w:t>
+      </w:r>
+      <w:proofErr w:type="spellEnd"/>
+      <w:r>
+        <w:t xml:space="preserve"> антипирены в пластиковых корпусах. Попадание этих веществ в почву и грунтовые воды при захоронении на полигонах наносит значительный экологический вред.</w:t>
       </w:r>
     </w:p>
     <w:p>
@@ -232,7 +375,7 @@
 </file>
 
 <file path=word/styles.xml><?xml version="1.0" encoding="utf-8"?>
-<w:styles xmlns:mc="http://schemas.openxmlformats.org/markup-compatibility/2006" xmlns:r="http://schemas.openxmlformats.org/officeDocument/2006/relationships" xmlns:w="http://schemas.openxmlformats.org/wordprocessingml/2006/main" xmlns:w14="http://schemas.microsoft.com/office/word/2010/wordml" xmlns:w15="http://schemas.microsoft.com/office/word/2012/wordml" xmlns:w16cex="http://schemas.microsoft.com/office/word/2018/wordml/cex" xmlns:w16cid="http://schemas.microsoft.com/office/word/2016/wordml/cid" xmlns:w16="http://schemas.microsoft.com/office/word/2018/wordml" xmlns:w16sdtdh="http://schemas.microsoft.com/office/word/2020/wordml/sdtdatahash" xmlns:w16se="http://schemas.microsoft.com/office/word/2015/wordml/symex" mc:Ignorable="w14 w15 w16se w16cid w16 w16cex w16sdtdh">
+<w:styles xmlns:mc="http://schemas.openxmlformats.org/markup-compatibility/2006" xmlns:r="http://schemas.openxmlformats.org/officeDocument/2006/relationships" xmlns:w="http://schemas.openxmlformats.org/wordprocessingml/2006/main" xmlns:w14="http://schemas.microsoft.com/office/word/2010/wordml" xmlns:w15="http://schemas.microsoft.com/office/word/2012/wordml" xmlns:w16cex="http://schemas.microsoft.com/office/word/2018/wordml/cex" xmlns:w16cid="http://schemas.microsoft.com/office/word/2016/wordml/cid" xmlns:w16="http://schemas.microsoft.com/office/word/2018/wordml" xmlns:w16du="http://schemas.microsoft.com/office/word/2023/wordml/word16du" xmlns:w16sdtdh="http://schemas.microsoft.com/office/word/2020/wordml/sdtdatahash" xmlns:w16sdtfl="http://schemas.microsoft.com/office/word/2024/wordml/sdtformatlock" xmlns:w16se="http://schemas.microsoft.com/office/word/2015/wordml/symex" mc:Ignorable="w14 w15 w16se w16cid w16 w16cex w16sdtdh w16sdtfl w16du">
   <w:docDefaults>
     <w:rPrDefault>
       <w:rPr>
@@ -354,6 +497,7 @@
     <w:lsdException w:name="HTML Sample" w:semiHidden="1" w:unhideWhenUsed="1"/>
     <w:lsdException w:name="HTML Typewriter" w:semiHidden="1" w:unhideWhenUsed="1"/>
     <w:lsdException w:name="HTML Variable" w:semiHidden="1" w:unhideWhenUsed="1"/>
+    <w:lsdException w:name="Normal Table" w:semiHidden="1" w:unhideWhenUsed="1"/>
     <w:lsdException w:name="annotation subject" w:semiHidden="1" w:unhideWhenUsed="1"/>
     <w:lsdException w:name="No List" w:semiHidden="1" w:unhideWhenUsed="1"/>
     <w:lsdException w:name="Outline List 1" w:semiHidden="1" w:unhideWhenUsed="1"/>
@@ -396,8 +540,11 @@
     <w:lsdException w:name="Table Contemporary" w:semiHidden="1" w:unhideWhenUsed="1"/>
     <w:lsdException w:name="Table Elegant" w:semiHidden="1" w:unhideWhenUsed="1"/>
     <w:lsdException w:name="Table Professional" w:semiHidden="1" w:unhideWhenUsed="1"/>
+    <w:lsdException w:name="Table Subtle 1" w:semiHidden="1" w:unhideWhenUsed="1"/>
     <w:lsdException w:name="Table Subtle 2" w:semiHidden="1" w:unhideWhenUsed="1"/>
     <w:lsdException w:name="Table Web 1" w:semiHidden="1" w:unhideWhenUsed="1"/>
+    <w:lsdException w:name="Table Web 2" w:semiHidden="1" w:unhideWhenUsed="1"/>
+    <w:lsdException w:name="Table Web 3" w:semiHidden="1" w:unhideWhenUsed="1"/>
     <w:lsdException w:name="Balloon Text" w:semiHidden="1" w:unhideWhenUsed="1"/>
     <w:lsdException w:name="Table Grid" w:uiPriority="39"/>
     <w:lsdException w:name="Table Theme" w:semiHidden="1" w:unhideWhenUsed="1"/>
